--- a/resumes/research-resume.docx
+++ b/resumes/research-resume.docx
@@ -9,20 +9,20 @@
         <w:tblLook w:firstColumn="1" w:firstRow="1" w:lastColumn="0" w:lastRow="0" w:noHBand="0" w:noVBand="1" w:val="04A0"/>
       </w:tblPr>
       <w:tblGrid>
-        <w:gridCol w:w="1587"/>
-        <w:gridCol w:w="5669"/>
-        <w:gridCol w:w="1361"/>
+        <w:gridCol w:w="2000"/>
+        <w:gridCol w:w="6606"/>
+        <w:gridCol w:w="1600"/>
       </w:tblGrid>
       <w:tr>
         <w:tc>
           <w:tcPr>
-            <w:tcW w:type="dxa" w:w="3513"/>
+            <w:tcW w:type="dxa" w:w="2000"/>
           </w:tcPr>
           <w:p>
             <w:r>
               <w:drawing>
                 <wp:inline xmlns:a="http://schemas.openxmlformats.org/drawingml/2006/main" xmlns:pic="http://schemas.openxmlformats.org/drawingml/2006/picture">
-                  <wp:extent cx="900000" cy="1310789"/>
+                  <wp:extent cx="900000" cy="1260000"/>
                   <wp:docPr id="1" name="Picture 1"/>
                   <wp:cNvGraphicFramePr>
                     <a:graphicFrameLocks noChangeAspect="1"/>
@@ -43,7 +43,7 @@
                         <pic:spPr>
                           <a:xfrm>
                             <a:off x="0" y="0"/>
-                            <a:ext cx="900000" cy="1310789"/>
+                            <a:ext cx="900000" cy="1260000"/>
                           </a:xfrm>
                           <a:prstGeom prst="rect"/>
                         </pic:spPr>
@@ -57,7 +57,7 @@
         </w:tc>
         <w:tc>
           <w:tcPr>
-            <w:tcW w:type="dxa" w:w="3513"/>
+            <w:tcW w:type="dxa" w:w="6606"/>
           </w:tcPr>
           <w:p>
             <w:r>
@@ -141,7 +141,7 @@
         </w:tc>
         <w:tc>
           <w:tcPr>
-            <w:tcW w:type="dxa" w:w="3513"/>
+            <w:tcW w:type="dxa" w:w="1600"/>
           </w:tcPr>
           <w:p>
             <w:pPr>
@@ -963,7 +963,7 @@
       </w:r>
     </w:p>
     <w:sectPr>
-      <w:pgSz w:w="12240" w:h="15840"/>
+      <w:pgSz w:w="11906" w:h="16838"/>
       <w:pgMar w:top="680" w:right="850" w:bottom="680" w:left="850" w:header="720" w:footer="720" w:gutter="0"/>
       <w:cols w:space="720"/>
       <w:docGrid w:linePitch="360"/>

--- a/resumes/research-resume.docx
+++ b/resumes/research-resume.docx
@@ -805,7 +805,7 @@
         <w:rPr>
           <w:sz w:val="19"/>
         </w:rPr>
-        <w:t>· 个人 GitHub 开源 100+ 经济与数据科学项目（Python 为主），侧重卖方研究与量化分析：行业深度报告与财务分析（financial-statement-analyzer）、量化回测与组合优化（quantlab / portfolio-optimizer）、期权定价（option-pricer）、宏观经济数据（china-econ-pulse / macrodatahub）及金融数据 MCP 服务器（mcp-financial-data）；代表作 express-consumption 为正大杯 1,352 份问卷的计量建模可复现代码</w:t>
+        <w:t>个人 GitHub 开源 100+ 经济与数据科学项目（Python 为主），侧重卖方研究与量化分析：行业深度报告与财务分析（financial-statement-analyzer）、量化回测与组合优化（quantlab / portfolio-optimizer）、期权定价（option-pricer）、宏观经济数据（china-econ-pulse / macrodatahub）及金融数据 MCP 服务器（mcp-financial-data）；代表作 express-consumption 为正大杯 1,352 份问卷的计量建模可复现代码</w:t>
       </w:r>
     </w:p>
     <w:p>
@@ -840,7 +840,7 @@
         <w:rPr>
           <w:sz w:val="19"/>
         </w:rPr>
-        <w:t>· 研究工具：行业深度报告撰写 / 三表勾稽与财务分析 / Excel 财务建模（Power Query、函数嵌套）</w:t>
+        <w:t>研究工具：行业深度报告撰写 / 三表勾稽与财务分析 / Excel 财务建模（Power Query、函数嵌套）</w:t>
       </w:r>
     </w:p>
     <w:p>
@@ -859,7 +859,7 @@
         <w:rPr>
           <w:sz w:val="19"/>
         </w:rPr>
-        <w:t>· 数据分析：Python（pandas）/ SQL / Stata / SPSS / Excel</w:t>
+        <w:t>数据分析：Python（pandas）/ SQL / Stata / SPSS / Excel</w:t>
       </w:r>
     </w:p>
     <w:p>
@@ -878,7 +878,7 @@
         <w:rPr>
           <w:sz w:val="19"/>
         </w:rPr>
-        <w:t>· 办公应用：MS Office / 公文写作</w:t>
+        <w:t>办公应用：MS Office / 公文写作</w:t>
       </w:r>
     </w:p>
     <w:p>
@@ -897,7 +897,7 @@
         <w:rPr>
           <w:sz w:val="19"/>
         </w:rPr>
-        <w:t>· 金融证书：基金从业 / 银行从业 / 初级会计</w:t>
+        <w:t>金融证书：基金从业 / 银行从业 / 初级会计</w:t>
       </w:r>
     </w:p>
     <w:p>
@@ -932,7 +932,7 @@
         <w:rPr>
           <w:sz w:val="19"/>
         </w:rPr>
-        <w:t>· 基金从业资格证  · 银行从业资格证  · 初级会计职称  · CET-6  · 正大杯市场调查大赛优秀奖  · 上证杯ETF 知识竞赛优秀  · 全国大学生数学建模竞赛省级二等奖</w:t>
+        <w:t>基金从业资格证  · 银行从业资格证  · 初级会计职称  · CET-6  · 正大杯市场调查大赛优秀奖  · 上证杯ETF 知识竞赛优秀  · 全国大学生数学建模竞赛省级二等奖</w:t>
       </w:r>
     </w:p>
     <w:p>
